--- a/All_Books/09 THOUSAND LIVES/Word vervion/THOUSAND_LIVES_en.docx
+++ b/All_Books/09 THOUSAND LIVES/Word vervion/THOUSAND_LIVES_en.docx
@@ -915,8 +915,6 @@
           <w:shd w:val="clear" w:color="auto" w:fill="FFFFFF"/>
         </w:rPr>
       </w:pPr>
-      <w:bookmarkStart w:id="0" w:name="_GoBack"/>
-      <w:bookmarkEnd w:id="0"/>
     </w:p>
     <w:p>
       <w:pPr>
@@ -4535,51 +4533,24 @@
         <w:shd w:val="clear" w:color="auto" w:fill="FFFFFF"/>
         <w:spacing w:after="216" w:afterAutospacing="0" w:line="240" w:lineRule="atLeast"/>
         <w:jc w:val="both"/>
-        <w:rPr>
-          <w:rFonts w:ascii="Palatino Linotype" w:eastAsia="sans-serif" w:hAnsi="Palatino Linotype" w:cs="Palatino Linotype"/>
-          <w:color w:val="1A1C1E"/>
-        </w:rPr>
-      </w:pPr>
-      <w:r>
-        <w:rPr>
-          <w:rFonts w:ascii="Palatino Linotype" w:eastAsia="sans-serif" w:hAnsi="Palatino Linotype" w:cs="Palatino Linotype"/>
-          <w:color w:val="1A1C1E"/>
-          <w:shd w:val="clear" w:color="auto" w:fill="FFFFFF"/>
-        </w:rPr>
-        <w:t>That group of nearly twenty Sea Serpent Kings was actually just bait. They had successfully lured our small group, including myself, deeper and deeper into a dark, narrow canyon between the underwater mountain ranges. The terrain here was extremely treacherous, with countless caves and corners, a perfect place for an ambush.</w:t>
-      </w:r>
-    </w:p>
-    <w:p>
-      <w:pPr>
-        <w:pStyle w:val="NormalWeb"/>
-        <w:shd w:val="clear" w:color="auto" w:fill="FFFFFF"/>
-        <w:spacing w:after="216" w:afterAutospacing="0" w:line="240" w:lineRule="atLeast"/>
-        <w:jc w:val="both"/>
-        <w:rPr>
-          <w:rFonts w:ascii="Palatino Linotype" w:eastAsia="sans-serif" w:hAnsi="Palatino Linotype" w:cs="Palatino Linotype"/>
-          <w:color w:val="1A1C1E"/>
-        </w:rPr>
-      </w:pPr>
-      <w:r>
-        <w:rPr>
-          <w:rFonts w:ascii="Palatino Linotype" w:eastAsia="sans-serif" w:hAnsi="Palatino Linotype" w:cs="Palatino Linotype"/>
-          <w:color w:val="1A1C1E"/>
-          <w:shd w:val="clear" w:color="auto" w:fill="FFFFFF"/>
-        </w:rPr>
-        <w:t>Just as we entered the middle of the canyon, a sudden noise echoed from all sides. From within the caves, from the shadows of the cliffs, hundreds of other Sea Serpent Kings rushed out simultaneously, blocking all escape routes. Their numbers were many times greater than what we had imagined—over two hundred of them. We had completely fallen into a trap.</w:t>
-      </w:r>
-    </w:p>
-    <w:p>
-      <w:pPr>
-        <w:pStyle w:val="NormalWeb"/>
-        <w:shd w:val="clear" w:color="auto" w:fill="FFFFFF"/>
-        <w:spacing w:after="216" w:afterAutospacing="0" w:line="240" w:lineRule="atLeast"/>
-        <w:jc w:val="both"/>
-        <w:rPr>
-          <w:rFonts w:ascii="Palatino Linotype" w:eastAsia="sans-serif" w:hAnsi="Palatino Linotype" w:cs="Palatino Linotype"/>
-          <w:color w:val="1A1C1E"/>
-        </w:rPr>
-      </w:pPr>
+      </w:pPr>
+      <w:r>
+        <w:t>However, the prolonged stalemate made me impatient. One day, scouts reported that the Serpent King appeared wounded and was trying to flee towards the treacherous underwater mountains with a small group of about twenty. Believing this was a once-in-a-lifetime opportunity to end the war, I made a fateful decision: to separate from the main army and lead only over five hundred of the most elite and agile warriors for a rapid pursuit. We rushed forward with burning enthusiasm, unaware that the feeble 'flight' was merely a sophisticated ruse to lure me into a death trap.</w:t>
+      </w:r>
+    </w:p>
+    <w:p>
+      <w:pPr>
+        <w:pStyle w:val="NormalWeb"/>
+        <w:shd w:val="clear" w:color="auto" w:fill="FFFFFF"/>
+        <w:spacing w:after="216" w:afterAutospacing="0" w:line="240" w:lineRule="atLeast"/>
+        <w:jc w:val="both"/>
+        <w:rPr>
+          <w:rFonts w:ascii="Palatino Linotype" w:eastAsia="sans-serif" w:hAnsi="Palatino Linotype" w:cs="Palatino Linotype"/>
+          <w:color w:val="1A1C1E"/>
+        </w:rPr>
+      </w:pPr>
+      <w:bookmarkStart w:id="0" w:name="_GoBack"/>
+      <w:bookmarkEnd w:id="0"/>
       <w:r>
         <w:rPr>
           <w:rFonts w:ascii="Palatino Linotype" w:eastAsia="sans-serif" w:hAnsi="Palatino Linotype" w:cs="Palatino Linotype"/>
@@ -4606,27 +4577,27 @@
           <w:color w:val="1A1C1E"/>
           <w:shd w:val="clear" w:color="auto" w:fill="FFFFFF"/>
         </w:rPr>
+        <w:t>My thirty brave warriors, knowing they were in a death trap, did not flinch. They immediately tightened their formation around me, preparing for the final battle. But the disparity in forces was too great.</w:t>
+      </w:r>
+    </w:p>
+    <w:p>
+      <w:pPr>
+        <w:pStyle w:val="NormalWeb"/>
+        <w:shd w:val="clear" w:color="auto" w:fill="FFFFFF"/>
+        <w:spacing w:after="216" w:afterAutospacing="0" w:line="240" w:lineRule="atLeast"/>
+        <w:jc w:val="both"/>
+        <w:rPr>
+          <w:rFonts w:ascii="Palatino Linotype" w:eastAsia="sans-serif" w:hAnsi="Palatino Linotype" w:cs="Palatino Linotype"/>
+          <w:color w:val="1A1C1E"/>
+        </w:rPr>
+      </w:pPr>
+      <w:r>
+        <w:rPr>
+          <w:rFonts w:ascii="Palatino Linotype" w:eastAsia="sans-serif" w:hAnsi="Palatino Linotype" w:cs="Palatino Linotype"/>
+          <w:color w:val="1A1C1E"/>
+          <w:shd w:val="clear" w:color="auto" w:fill="FFFFFF"/>
+        </w:rPr>
         <w:lastRenderedPageBreak/>
-        <w:t>My thirty brave warriors, knowing they were in a death trap, did not flinch. They immediately tightened their formation around me, preparing for the final battle. But the disparity in forces was too great.</w:t>
-      </w:r>
-    </w:p>
-    <w:p>
-      <w:pPr>
-        <w:pStyle w:val="NormalWeb"/>
-        <w:shd w:val="clear" w:color="auto" w:fill="FFFFFF"/>
-        <w:spacing w:after="216" w:afterAutospacing="0" w:line="240" w:lineRule="atLeast"/>
-        <w:jc w:val="both"/>
-        <w:rPr>
-          <w:rFonts w:ascii="Palatino Linotype" w:eastAsia="sans-serif" w:hAnsi="Palatino Linotype" w:cs="Palatino Linotype"/>
-          <w:color w:val="1A1C1E"/>
-        </w:rPr>
-      </w:pPr>
-      <w:r>
-        <w:rPr>
-          <w:rFonts w:ascii="Palatino Linotype" w:eastAsia="sans-serif" w:hAnsi="Palatino Linotype" w:cs="Palatino Linotype"/>
-          <w:color w:val="1A1C1E"/>
-          <w:shd w:val="clear" w:color="auto" w:fill="FFFFFF"/>
-        </w:rPr>
         <w:t>The chieftain seemed to be aiming only for me. It let out a deafening roar under the water, then charged straight at me like an arrow. I fought with all my strength and spiritual power. The sea sword in my hand swung, striking its stone-hard scales, creating sparks that flew up in the dim water. The armor given by the King Father, blessed with spiritual power, helped me withstand many tail whips and venomous bites from it. I had wounded it in many places, and its black blood began to spread.</w:t>
       </w:r>
     </w:p>
@@ -4667,7 +4638,27 @@
           <w:color w:val="1A1C1E"/>
           <w:shd w:val="clear" w:color="auto" w:fill="FFFFFF"/>
         </w:rPr>
-        <w:t xml:space="preserve">My last sensation in the life of Prince Lyra was a pain that tore through my entire body, and darkness enveloped my consciousness. My soul seemed to escape, </w:t>
+        <w:t>My last sensation in the life of Prince Lyra was a pain that tore through my entire body, and darkness enveloped my consciousness. My soul seemed to escape, watching my body being swallowed by the monster... No, not quite like that immediately.</w:t>
+      </w:r>
+    </w:p>
+    <w:p>
+      <w:pPr>
+        <w:pStyle w:val="NormalWeb"/>
+        <w:shd w:val="clear" w:color="auto" w:fill="FFFFFF"/>
+        <w:spacing w:after="216" w:afterAutospacing="0" w:line="240" w:lineRule="atLeast"/>
+        <w:jc w:val="both"/>
+        <w:rPr>
+          <w:rFonts w:ascii="Palatino Linotype" w:eastAsia="sans-serif" w:hAnsi="Palatino Linotype" w:cs="Palatino Linotype"/>
+          <w:color w:val="1A1C1E"/>
+        </w:rPr>
+      </w:pPr>
+      <w:r>
+        <w:rPr>
+          <w:rFonts w:ascii="Palatino Linotype" w:eastAsia="sans-serif" w:hAnsi="Palatino Linotype" w:cs="Palatino Linotype"/>
+          <w:color w:val="1A1C1E"/>
+          <w:shd w:val="clear" w:color="auto" w:fill="FFFFFF"/>
+        </w:rPr>
+        <w:t xml:space="preserve">Before my consciousness completely faded, I could still feel the chaos around me. Despite being severely injured </w:t>
       </w:r>
       <w:r>
         <w:rPr>
@@ -4676,27 +4667,7 @@
           <w:shd w:val="clear" w:color="auto" w:fill="FFFFFF"/>
         </w:rPr>
         <w:lastRenderedPageBreak/>
-        <w:t>watching my body being swallowed by the monster... No, not quite like that immediately.</w:t>
-      </w:r>
-    </w:p>
-    <w:p>
-      <w:pPr>
-        <w:pStyle w:val="NormalWeb"/>
-        <w:shd w:val="clear" w:color="auto" w:fill="FFFFFF"/>
-        <w:spacing w:after="216" w:afterAutospacing="0" w:line="240" w:lineRule="atLeast"/>
-        <w:jc w:val="both"/>
-        <w:rPr>
-          <w:rFonts w:ascii="Palatino Linotype" w:eastAsia="sans-serif" w:hAnsi="Palatino Linotype" w:cs="Palatino Linotype"/>
-          <w:color w:val="1A1C1E"/>
-        </w:rPr>
-      </w:pPr>
-      <w:r>
-        <w:rPr>
-          <w:rFonts w:ascii="Palatino Linotype" w:eastAsia="sans-serif" w:hAnsi="Palatino Linotype" w:cs="Palatino Linotype"/>
-          <w:color w:val="1A1C1E"/>
-          <w:shd w:val="clear" w:color="auto" w:fill="FFFFFF"/>
-        </w:rPr>
-        <w:t>Before my consciousness completely faded, I could still feel the chaos around me. Despite being severely injured by the chieftain's whip and being caught in its jaws, I was not yet dead. A few of my more than thirty brave warriors, perhaps less than ten remained, were also fighting in desperation, trying to form a final small circle around me, though they themselves were covered in wounds. The roar of the Sea Serpent herd, the faint clash of weapons, the pained cries of the remaining men... all merged into a chaotic, deafening sound.</w:t>
+        <w:t>by the chieftain's whip and being caught in its jaws, I was not yet dead. A few of my more than thirty brave warriors, perhaps less than ten remained, were also fighting in desperation, trying to form a final small circle around me, though they themselves were covered in wounds. The roar of the Sea Serpent herd, the faint clash of weapons, the pained cries of the remaining men... all merged into a chaotic, deafening sound.</w:t>
       </w:r>
     </w:p>
     <w:p>
@@ -4736,7 +4707,27 @@
           <w:color w:val="1A1C1E"/>
           <w:shd w:val="clear" w:color="auto" w:fill="FFFFFF"/>
         </w:rPr>
-        <w:t xml:space="preserve">But it was truly a desperate effort. Not only could they not break through the dense encirclement of the frenzied Sea Serpent herd, but they were also drawn into an unequal battle. I only had time to see my loyal soldiers </w:t>
+        <w:t>But it was truly a desperate effort. Not only could they not break through the dense encirclement of the frenzied Sea Serpent herd, but they were also drawn into an unequal battle. I only had time to see my loyal soldiers fight and fall, before the chieftain, with one final squeeze, completely ended my life.</w:t>
+      </w:r>
+    </w:p>
+    <w:p>
+      <w:pPr>
+        <w:pStyle w:val="NormalWeb"/>
+        <w:shd w:val="clear" w:color="auto" w:fill="FFFFFF"/>
+        <w:spacing w:after="216" w:afterAutospacing="0" w:line="240" w:lineRule="atLeast"/>
+        <w:jc w:val="both"/>
+        <w:rPr>
+          <w:rFonts w:ascii="Palatino Linotype" w:eastAsia="sans-serif" w:hAnsi="Palatino Linotype" w:cs="Palatino Linotype"/>
+          <w:color w:val="1A1C1E"/>
+        </w:rPr>
+      </w:pPr>
+      <w:r>
+        <w:rPr>
+          <w:rFonts w:ascii="Palatino Linotype" w:eastAsia="sans-serif" w:hAnsi="Palatino Linotype" w:cs="Palatino Linotype"/>
+          <w:color w:val="1A1C1E"/>
+          <w:shd w:val="clear" w:color="auto" w:fill="FFFFFF"/>
+        </w:rPr>
+        <w:t xml:space="preserve">In the end, only more than fifty men from the entire relief force, exhausted warriors covered in wounds, were lucky enough to escape that deadly encirclement, </w:t>
       </w:r>
       <w:r>
         <w:rPr>
@@ -4745,27 +4736,7 @@
           <w:shd w:val="clear" w:color="auto" w:fill="FFFFFF"/>
         </w:rPr>
         <w:lastRenderedPageBreak/>
-        <w:t>fight and fall, before the chieftain, with one final squeeze, completely ended my life.</w:t>
-      </w:r>
-    </w:p>
-    <w:p>
-      <w:pPr>
-        <w:pStyle w:val="NormalWeb"/>
-        <w:shd w:val="clear" w:color="auto" w:fill="FFFFFF"/>
-        <w:spacing w:after="216" w:afterAutospacing="0" w:line="240" w:lineRule="atLeast"/>
-        <w:jc w:val="both"/>
-        <w:rPr>
-          <w:rFonts w:ascii="Palatino Linotype" w:eastAsia="sans-serif" w:hAnsi="Palatino Linotype" w:cs="Palatino Linotype"/>
-          <w:color w:val="1A1C1E"/>
-        </w:rPr>
-      </w:pPr>
-      <w:r>
-        <w:rPr>
-          <w:rFonts w:ascii="Palatino Linotype" w:eastAsia="sans-serif" w:hAnsi="Palatino Linotype" w:cs="Palatino Linotype"/>
-          <w:color w:val="1A1C1E"/>
-          <w:shd w:val="clear" w:color="auto" w:fill="FFFFFF"/>
-        </w:rPr>
-        <w:t>In the end, only more than fifty men from the entire relief force, exhausted warriors covered in wounds, were lucky enough to escape that deadly encirclement, bringing back the tragic news of my sacrifice and that of almost the entire elite army to the kingdom.</w:t>
+        <w:t>bringing back the tragic news of my sacrifice and that of almost the entire elite army to the kingdom.</w:t>
       </w:r>
     </w:p>
     <w:p>
@@ -25081,7 +25052,7 @@
           <w:rPr>
             <w:noProof/>
           </w:rPr>
-          <w:t>11</w:t>
+          <w:t>60</w:t>
         </w:r>
         <w:r>
           <w:rPr>
@@ -25227,7 +25198,6 @@
     <w:lsdException w:name="Table Web 1" w:semiHidden="1" w:unhideWhenUsed="1"/>
     <w:lsdException w:name="Table Web 2" w:semiHidden="1" w:unhideWhenUsed="1"/>
     <w:lsdException w:name="Table Web 3" w:semiHidden="1" w:unhideWhenUsed="1"/>
-    <w:lsdException w:name="Table Grid" w:semiHidden="1" w:unhideWhenUsed="1"/>
     <w:lsdException w:name="Table Theme" w:semiHidden="1" w:unhideWhenUsed="1"/>
     <w:lsdException w:name="Placeholder Text" w:semiHidden="1" w:uiPriority="99"/>
     <w:lsdException w:name="No Spacing" w:uiPriority="99"/>

--- a/All_Books/09 THOUSAND LIVES/Word vervion/THOUSAND_LIVES_en.docx
+++ b/All_Books/09 THOUSAND LIVES/Word vervion/THOUSAND_LIVES_en.docx
@@ -953,14 +953,6 @@
           <w:color w:val="1A1C1E"/>
         </w:rPr>
       </w:pPr>
-      <w:r>
-        <w:rPr>
-          <w:rFonts w:ascii="Palatino Linotype" w:eastAsia="sans-serif" w:hAnsi="Palatino Linotype" w:cs="Palatino Linotype"/>
-          <w:color w:val="1A1C1E"/>
-          <w:shd w:val="clear" w:color="auto" w:fill="FFFFFF"/>
-        </w:rPr>
-        <w:t>…</w:t>
-      </w:r>
     </w:p>
     <w:p>
       <w:pPr>
@@ -2248,15 +2240,6 @@
           <w:color w:val="1A1C1E"/>
         </w:rPr>
       </w:pPr>
-      <w:r>
-        <w:rPr>
-          <w:rFonts w:ascii="Palatino Linotype" w:eastAsia="sans-serif" w:hAnsi="Palatino Linotype" w:cs="Palatino Linotype"/>
-          <w:color w:val="1A1C1E"/>
-          <w:shd w:val="clear" w:color="auto" w:fill="FFFFFF"/>
-        </w:rPr>
-        <w:lastRenderedPageBreak/>
-        <w:t>…</w:t>
-      </w:r>
     </w:p>
     <w:p>
       <w:pPr>
@@ -2608,14 +2591,6 @@
           <w:color w:val="1A1C1E"/>
         </w:rPr>
       </w:pPr>
-      <w:r>
-        <w:rPr>
-          <w:rFonts w:ascii="Palatino Linotype" w:eastAsia="sans-serif" w:hAnsi="Palatino Linotype" w:cs="Palatino Linotype"/>
-          <w:color w:val="1A1C1E"/>
-          <w:shd w:val="clear" w:color="auto" w:fill="FFFFFF"/>
-        </w:rPr>
-        <w:t>…</w:t>
-      </w:r>
     </w:p>
     <w:p>
       <w:pPr>
@@ -4549,8 +4524,6 @@
           <w:color w:val="1A1C1E"/>
         </w:rPr>
       </w:pPr>
-      <w:bookmarkStart w:id="0" w:name="_GoBack"/>
-      <w:bookmarkEnd w:id="0"/>
       <w:r>
         <w:rPr>
           <w:rFonts w:ascii="Palatino Linotype" w:eastAsia="sans-serif" w:hAnsi="Palatino Linotype" w:cs="Palatino Linotype"/>
@@ -6718,14 +6691,6 @@
           <w:color w:val="1A1C1E"/>
         </w:rPr>
       </w:pPr>
-      <w:r>
-        <w:rPr>
-          <w:rFonts w:ascii="Palatino Linotype" w:eastAsia="sans-serif" w:hAnsi="Palatino Linotype" w:cs="Palatino Linotype"/>
-          <w:color w:val="1A1C1E"/>
-          <w:shd w:val="clear" w:color="auto" w:fill="FFFFFF"/>
-        </w:rPr>
-        <w:t>…</w:t>
-      </w:r>
     </w:p>
     <w:p>
       <w:pPr>
@@ -6854,7 +6819,23 @@
           <w:color w:val="1A1C1E"/>
           <w:shd w:val="clear" w:color="auto" w:fill="FFFFFF"/>
         </w:rPr>
-        <w:t>But among them, there were a few special encounters, meetings with people who not only had profound cultivation but also a close connection to the fate of the entire era. And it was through these extraordinary meetings that I gradually saw the invisible net that enveloped the entire land. The first meeting was with Mr. Shuijing, Sima Hui...</w:t>
+        <w:t xml:space="preserve">But among them, there were a few special encounters, meetings with people who not only had profound cultivation but also a close connection to the fate of the entire era. And it was through these extraordinary meetings that I gradually saw the invisible net that enveloped the entire land. The first meeting was with </w:t>
+      </w:r>
+      <w:r>
+        <w:rPr>
+          <w:rFonts w:ascii="Palatino Linotype" w:eastAsia="sans-serif" w:hAnsi="Palatino Linotype" w:cs="Palatino Linotype"/>
+          <w:color w:val="1A1C1E"/>
+          <w:shd w:val="clear" w:color="auto" w:fill="FFFFFF"/>
+        </w:rPr>
+        <w:t>Master Shuijing</w:t>
+      </w:r>
+      <w:r>
+        <w:rPr>
+          <w:rFonts w:ascii="Palatino Linotype" w:eastAsia="sans-serif" w:hAnsi="Palatino Linotype" w:cs="Palatino Linotype"/>
+          <w:color w:val="1A1C1E"/>
+          <w:shd w:val="clear" w:color="auto" w:fill="FFFFFF"/>
+        </w:rPr>
+        <w:t>, Sima Hui...</w:t>
       </w:r>
     </w:p>
     <w:p>
@@ -6916,7 +6897,19 @@
           <w:szCs w:val="28"/>
           <w:shd w:val="clear" w:color="auto" w:fill="FFFFFF"/>
         </w:rPr>
-        <w:t>Meeting Mr. Shuijing</w:t>
+        <w:t xml:space="preserve">Meeting </w:t>
+      </w:r>
+      <w:r>
+        <w:rPr>
+          <w:rFonts w:ascii="Palatino Linotype" w:eastAsia="sans-serif" w:hAnsi="Palatino Linotype" w:cs="Palatino Linotype"/>
+          <w:b/>
+          <w:bCs/>
+          <w:color w:val="1A1C1E"/>
+          <w:sz w:val="28"/>
+          <w:szCs w:val="28"/>
+          <w:shd w:val="clear" w:color="auto" w:fill="FFFFFF"/>
+        </w:rPr>
+        <w:t>Master Shuijing</w:t>
       </w:r>
     </w:p>
     <w:p>
@@ -7005,7 +6998,23 @@
           <w:color w:val="1A1C1E"/>
           <w:shd w:val="clear" w:color="auto" w:fill="FFFFFF"/>
         </w:rPr>
-        <w:t>I knew he was Mr. Shuijing, and he also knew who I was. Among Daoist cultivators, spiritual communion is sometimes faster than words. I smiled and sat down opposite him.</w:t>
+        <w:t xml:space="preserve">I knew he was </w:t>
+      </w:r>
+      <w:r>
+        <w:rPr>
+          <w:rFonts w:ascii="Palatino Linotype" w:eastAsia="sans-serif" w:hAnsi="Palatino Linotype" w:cs="Palatino Linotype"/>
+          <w:color w:val="1A1C1E"/>
+          <w:shd w:val="clear" w:color="auto" w:fill="FFFFFF"/>
+        </w:rPr>
+        <w:t>Master Shuijing</w:t>
+      </w:r>
+      <w:r>
+        <w:rPr>
+          <w:rFonts w:ascii="Palatino Linotype" w:eastAsia="sans-serif" w:hAnsi="Palatino Linotype" w:cs="Palatino Linotype"/>
+          <w:color w:val="1A1C1E"/>
+          <w:shd w:val="clear" w:color="auto" w:fill="FFFFFF"/>
+        </w:rPr>
+        <w:t>, and he also knew who I was. Among Daoist cultivators, spiritual communion is sometimes faster than words. I smiled and sat down opposite him.</w:t>
       </w:r>
     </w:p>
     <w:p>
@@ -7046,7 +7055,15 @@
           <w:shd w:val="clear" w:color="auto" w:fill="FFFFFF"/>
         </w:rPr>
         <w:lastRenderedPageBreak/>
-        <w:t>Mr. Shuijing finally looked up, his eyes as clear as an autumn lake. He looked at me and nodded slightly. He waved his sleeve, sweeping the Go stones off the board.</w:t>
+        <w:t>Master Shuijing</w:t>
+      </w:r>
+      <w:r>
+        <w:rPr>
+          <w:rFonts w:ascii="Palatino Linotype" w:eastAsia="sans-serif" w:hAnsi="Palatino Linotype" w:cs="Palatino Linotype"/>
+          <w:color w:val="1A1C1E"/>
+          <w:shd w:val="clear" w:color="auto" w:fill="FFFFFF"/>
+        </w:rPr>
+        <w:t xml:space="preserve"> finally looked up, his eyes as clear as an autumn lake. He looked at me and nodded slightly. He waved his sleeve, sweeping the Go stones off the board.</w:t>
       </w:r>
     </w:p>
     <w:p>
@@ -7106,7 +7123,23 @@
           <w:color w:val="1A1C1E"/>
           <w:shd w:val="clear" w:color="auto" w:fill="FFFFFF"/>
         </w:rPr>
-        <w:t>"Fellow Daoist, you have traveled far and wide," Mr. Shuijing spoke first. "What have you seen in this great game of the world?"</w:t>
+        <w:t xml:space="preserve">"Fellow Daoist, you have traveled far and wide," </w:t>
+      </w:r>
+      <w:r>
+        <w:rPr>
+          <w:rFonts w:ascii="Palatino Linotype" w:eastAsia="sans-serif" w:hAnsi="Palatino Linotype" w:cs="Palatino Linotype"/>
+          <w:color w:val="1A1C1E"/>
+          <w:shd w:val="clear" w:color="auto" w:fill="FFFFFF"/>
+        </w:rPr>
+        <w:t>Master Shuijing</w:t>
+      </w:r>
+      <w:r>
+        <w:rPr>
+          <w:rFonts w:ascii="Palatino Linotype" w:eastAsia="sans-serif" w:hAnsi="Palatino Linotype" w:cs="Palatino Linotype"/>
+          <w:color w:val="1A1C1E"/>
+          <w:shd w:val="clear" w:color="auto" w:fill="FFFFFF"/>
+        </w:rPr>
+        <w:t xml:space="preserve"> spoke first. "What have you seen in this great game of the world?"</w:t>
       </w:r>
     </w:p>
     <w:p>
@@ -7146,7 +7179,15 @@
           <w:color w:val="1A1C1E"/>
           <w:shd w:val="clear" w:color="auto" w:fill="FFFFFF"/>
         </w:rPr>
-        <w:t xml:space="preserve">Mr. Shuijing sighed, a sigh that seemed to contain the sorrow of four hundred years. "Indeed. The dragon vein is broken. What the warlords are fighting for is actually a soulless dragon carcass. Yuan Shao in Hebei, from a family of high officials for four generations, looks like a fierce tiger, but his qi of fortune is mixed; strong on the </w:t>
+        <w:t>Master Shuijing</w:t>
+      </w:r>
+      <w:r>
+        <w:rPr>
+          <w:rFonts w:ascii="Palatino Linotype" w:eastAsia="sans-serif" w:hAnsi="Palatino Linotype" w:cs="Palatino Linotype"/>
+          <w:color w:val="1A1C1E"/>
+          <w:shd w:val="clear" w:color="auto" w:fill="FFFFFF"/>
+        </w:rPr>
+        <w:t xml:space="preserve"> sighed, a sigh that seemed to contain the sorrow of four hundred years. "Indeed. The dragon vein is broken. What the warlords are fighting for is actually a soulless dragon carcass. Yuan Shao in Hebei, from a family of high officials for four generations, looks like a fierce tiger, but his qi of fortune is mixed; strong on the </w:t>
       </w:r>
       <w:r>
         <w:rPr>
@@ -7195,7 +7236,23 @@
           <w:color w:val="1A1C1E"/>
           <w:shd w:val="clear" w:color="auto" w:fill="FFFFFF"/>
         </w:rPr>
-        <w:t>"Fellow Daoist, you see correctly," Mr. Shuijing took a sip of tea. "Cao Cao is a </w:t>
+        <w:t xml:space="preserve">"Fellow Daoist, you see correctly," </w:t>
+      </w:r>
+      <w:r>
+        <w:rPr>
+          <w:rFonts w:ascii="Palatino Linotype" w:eastAsia="sans-serif" w:hAnsi="Palatino Linotype" w:cs="Palatino Linotype"/>
+          <w:color w:val="1A1C1E"/>
+          <w:shd w:val="clear" w:color="auto" w:fill="FFFFFF"/>
+        </w:rPr>
+        <w:t>Master Shuijing</w:t>
+      </w:r>
+      <w:r>
+        <w:rPr>
+          <w:rFonts w:ascii="Palatino Linotype" w:eastAsia="sans-serif" w:hAnsi="Palatino Linotype" w:cs="Palatino Linotype"/>
+          <w:color w:val="1A1C1E"/>
+          <w:shd w:val="clear" w:color="auto" w:fill="FFFFFF"/>
+        </w:rPr>
+        <w:t xml:space="preserve"> took a sip of tea. "Cao Cao is a </w:t>
       </w:r>
       <w:r>
         <w:rPr>
@@ -7273,7 +7330,23 @@
           <w:color w:val="1A1C1E"/>
           <w:shd w:val="clear" w:color="auto" w:fill="FFFFFF"/>
         </w:rPr>
-        <w:t xml:space="preserve">"Jiangdong has the qi of an emperor, but it is the qi of a king who is content with his lot," Mr. Shuijing replied. "They can hold on to their own territory, but they do not </w:t>
+        <w:t xml:space="preserve">"Jiangdong has the qi of an emperor, but it is the qi of a king who is content with his lot," </w:t>
+      </w:r>
+      <w:r>
+        <w:rPr>
+          <w:rFonts w:ascii="Palatino Linotype" w:eastAsia="sans-serif" w:hAnsi="Palatino Linotype" w:cs="Palatino Linotype"/>
+          <w:color w:val="1A1C1E"/>
+          <w:shd w:val="clear" w:color="auto" w:fill="FFFFFF"/>
+        </w:rPr>
+        <w:t>Master Shuijing</w:t>
+      </w:r>
+      <w:r>
+        <w:rPr>
+          <w:rFonts w:ascii="Palatino Linotype" w:eastAsia="sans-serif" w:hAnsi="Palatino Linotype" w:cs="Palatino Linotype"/>
+          <w:color w:val="1A1C1E"/>
+          <w:shd w:val="clear" w:color="auto" w:fill="FFFFFF"/>
+        </w:rPr>
+        <w:t xml:space="preserve"> replied. "They can hold on to their own territory, but they do not </w:t>
       </w:r>
       <w:r>
         <w:rPr>
@@ -7342,7 +7415,23 @@
           <w:color w:val="1A1C1E"/>
           <w:shd w:val="clear" w:color="auto" w:fill="FFFFFF"/>
         </w:rPr>
-        <w:t>As if reading my thoughts, Mr. Shuijing said softly, "There is one more person, who carries a little of the true qi of the Han, but it is too weak. This person has an abundance of righteousness, but lacks the timing of fate. He is like a good seed, but has fallen into a cold winter, making it very difficult to sprout into a great tree."</w:t>
+        <w:t xml:space="preserve">As if reading my thoughts, </w:t>
+      </w:r>
+      <w:r>
+        <w:rPr>
+          <w:rFonts w:ascii="Palatino Linotype" w:eastAsia="sans-serif" w:hAnsi="Palatino Linotype" w:cs="Palatino Linotype"/>
+          <w:color w:val="1A1C1E"/>
+          <w:shd w:val="clear" w:color="auto" w:fill="FFFFFF"/>
+        </w:rPr>
+        <w:t>Master Shuijing</w:t>
+      </w:r>
+      <w:r>
+        <w:rPr>
+          <w:rFonts w:ascii="Palatino Linotype" w:eastAsia="sans-serif" w:hAnsi="Palatino Linotype" w:cs="Palatino Linotype"/>
+          <w:color w:val="1A1C1E"/>
+          <w:shd w:val="clear" w:color="auto" w:fill="FFFFFF"/>
+        </w:rPr>
+        <w:t xml:space="preserve"> said softly, "There is one more person, who carries a little of the true qi of the Han, but it is too weak. This person has an abundance of righteousness, but lacks the timing of fate. He is like a good seed, but has fallen into a cold winter, making it very difficult to sprout into a great tree."</w:t>
       </w:r>
     </w:p>
     <w:p>
@@ -7382,7 +7471,15 @@
           <w:color w:val="1A1C1E"/>
           <w:shd w:val="clear" w:color="auto" w:fill="FFFFFF"/>
         </w:rPr>
-        <w:t>Mr. Shuijing did not answer immediately. He stood up, clasped his hands behind his back, walked to the edge of the porch, and looked at the ripples on the pond.</w:t>
+        <w:t>Master Shuijing</w:t>
+      </w:r>
+      <w:r>
+        <w:rPr>
+          <w:rFonts w:ascii="Palatino Linotype" w:eastAsia="sans-serif" w:hAnsi="Palatino Linotype" w:cs="Palatino Linotype"/>
+          <w:color w:val="1A1C1E"/>
+          <w:shd w:val="clear" w:color="auto" w:fill="FFFFFF"/>
+        </w:rPr>
+        <w:t xml:space="preserve"> did not answer immediately. He stood up, clasped his hands behind his back, walked to the edge of the porch, and looked at the ripples on the pond.</w:t>
       </w:r>
     </w:p>
     <w:p>
@@ -7443,7 +7540,23 @@
           <w:color w:val="1A1C1E"/>
           <w:shd w:val="clear" w:color="auto" w:fill="FFFFFF"/>
         </w:rPr>
-        <w:t>"Yes," Mr. Shuijing turned back, a complex light in his eyes, a mix of admiration and regret. "This man's talent can be compared to Jiang Ziya and Zhang Zifang. But unfortunately, he was born at the wrong time. Jiang Ziya met King Wen when the Shang dynasty was at its end, so he could help the Zhou dynasty establish an eight-hundred-year foundation. Zhang Zifang met Emperor Gaozu of Han when the Qin dynasty had become extremely tyrannical, so he could help the Han dynasty achieve four hundred years of peace."</w:t>
+        <w:t xml:space="preserve">"Yes," </w:t>
+      </w:r>
+      <w:r>
+        <w:rPr>
+          <w:rFonts w:ascii="Palatino Linotype" w:eastAsia="sans-serif" w:hAnsi="Palatino Linotype" w:cs="Palatino Linotype"/>
+          <w:color w:val="1A1C1E"/>
+          <w:shd w:val="clear" w:color="auto" w:fill="FFFFFF"/>
+        </w:rPr>
+        <w:t>Master Shuijing</w:t>
+      </w:r>
+      <w:r>
+        <w:rPr>
+          <w:rFonts w:ascii="Palatino Linotype" w:eastAsia="sans-serif" w:hAnsi="Palatino Linotype" w:cs="Palatino Linotype"/>
+          <w:color w:val="1A1C1E"/>
+          <w:shd w:val="clear" w:color="auto" w:fill="FFFFFF"/>
+        </w:rPr>
+        <w:t xml:space="preserve"> turned back, a complex light in his eyes, a mix of admiration and regret. "This man's talent can be compared to Jiang Ziya and Zhang Zifang. But unfortunately, he was born at the wrong time. Jiang Ziya met King Wen when the Shang dynasty was at its end, so he could help the Zhou dynasty establish an eight-hundred-year foundation. Zhang Zifang met Emperor Gaozu of Han when the Qin dynasty had become extremely tyrannical, so he could help the Han dynasty achieve four hundred years of peace."</w:t>
       </w:r>
     </w:p>
     <w:p>
@@ -7552,7 +7665,23 @@
           <w:color w:val="1A1C1E"/>
           <w:shd w:val="clear" w:color="auto" w:fill="FFFFFF"/>
         </w:rPr>
-        <w:t>As I left, I could still hear his faint sigh. I knew that soon, Liu Bei would come here, and Mr. Shuijing would tell him about the Sleeping Dragon and the Fledgling Phoenix. But the core of the Heavenly secret, the "wrong timing," he would probably keep to himself in a sigh.</w:t>
+        <w:t xml:space="preserve">As I left, I could still hear his faint sigh. I knew that soon, Liu Bei would come here, and </w:t>
+      </w:r>
+      <w:r>
+        <w:rPr>
+          <w:rFonts w:ascii="Palatino Linotype" w:eastAsia="sans-serif" w:hAnsi="Palatino Linotype" w:cs="Palatino Linotype"/>
+          <w:color w:val="1A1C1E"/>
+          <w:shd w:val="clear" w:color="auto" w:fill="FFFFFF"/>
+        </w:rPr>
+        <w:t>Master Shuijing</w:t>
+      </w:r>
+      <w:r>
+        <w:rPr>
+          <w:rFonts w:ascii="Palatino Linotype" w:eastAsia="sans-serif" w:hAnsi="Palatino Linotype" w:cs="Palatino Linotype"/>
+          <w:color w:val="1A1C1E"/>
+          <w:shd w:val="clear" w:color="auto" w:fill="FFFFFF"/>
+        </w:rPr>
+        <w:t xml:space="preserve"> would tell him about the Sleeping Dragon and the Fledgling Phoenix. But the core of the Heavenly secret, the "wrong timing," he would probably keep to himself in a sigh.</w:t>
       </w:r>
     </w:p>
     <w:p>
@@ -8338,7 +8467,23 @@
           <w:color w:val="1A1C1E"/>
           <w:shd w:val="clear" w:color="auto" w:fill="FFFFFF"/>
         </w:rPr>
-        <w:t>The encounter with Hua Tuo, along with what I had seen with Mr. Shuijing and Zhuge Liang, urged me to find a final answer, an answer to the entire tragedy of this era. I found a quiet cave on a mountain and began to meditate, determined to see the root cause.</w:t>
+        <w:t xml:space="preserve">The encounter with Hua Tuo, along with what I had seen with </w:t>
+      </w:r>
+      <w:r>
+        <w:rPr>
+          <w:rFonts w:ascii="Palatino Linotype" w:eastAsia="sans-serif" w:hAnsi="Palatino Linotype" w:cs="Palatino Linotype"/>
+          <w:color w:val="1A1C1E"/>
+          <w:shd w:val="clear" w:color="auto" w:fill="FFFFFF"/>
+        </w:rPr>
+        <w:t>Master Shuijing</w:t>
+      </w:r>
+      <w:r>
+        <w:rPr>
+          <w:rFonts w:ascii="Palatino Linotype" w:eastAsia="sans-serif" w:hAnsi="Palatino Linotype" w:cs="Palatino Linotype"/>
+          <w:color w:val="1A1C1E"/>
+          <w:shd w:val="clear" w:color="auto" w:fill="FFFFFF"/>
+        </w:rPr>
+        <w:t xml:space="preserve"> and Zhuge Liang, urged me to find a final answer, an answer to the entire tragedy of this era. I found a quiet cave on a mountain and began to meditate, determined to see the root cause.</w:t>
       </w:r>
     </w:p>
     <w:p>
@@ -11658,14 +11803,6 @@
           <w:color w:val="1A1C1E"/>
         </w:rPr>
       </w:pPr>
-      <w:r>
-        <w:rPr>
-          <w:rFonts w:ascii="Palatino Linotype" w:eastAsia="sans-serif" w:hAnsi="Palatino Linotype" w:cs="Palatino Linotype"/>
-          <w:color w:val="1A1C1E"/>
-          <w:shd w:val="clear" w:color="auto" w:fill="FFFFFF"/>
-        </w:rPr>
-        <w:t>…</w:t>
-      </w:r>
     </w:p>
     <w:p>
       <w:pPr>
@@ -24906,8 +25043,42 @@
         <w:rPr>
           <w:rFonts w:ascii="Palatino Linotype" w:hAnsi="Palatino Linotype" w:cs="Palatino Linotype"/>
         </w:rPr>
-        <w:t xml:space="preserve"> → this is the current book</w:t>
-      </w:r>
+        <w:t xml:space="preserve"> → </w:t>
+      </w:r>
+      <w:r>
+        <w:rPr>
+          <w:rFonts w:ascii="Palatino Linotype" w:hAnsi="Palatino Linotype" w:cs="Palatino Linotype"/>
+        </w:rPr>
+        <w:t xml:space="preserve">  </w:t>
+      </w:r>
+      <w:r>
+        <w:rPr>
+          <w:rFonts w:ascii="Palatino Linotype" w:hAnsi="Palatino Linotype" w:cs="Palatino Linotype"/>
+        </w:rPr>
+        <w:t>this is the current book</w:t>
+      </w:r>
+    </w:p>
+    <w:p>
+      <w:pPr>
+        <w:pStyle w:val="NormalWeb"/>
+        <w:rPr>
+          <w:rFonts w:ascii="Palatino Linotype" w:hAnsi="Palatino Linotype" w:cs="Palatino Linotype"/>
+        </w:rPr>
+      </w:pPr>
+      <w:r>
+        <w:rPr>
+          <w:rFonts w:ascii="Palatino Linotype" w:hAnsi="Palatino Linotype" w:cs="Palatino Linotype"/>
+        </w:rPr>
+        <w:t>– The Universe Beyond The Big Bang</w:t>
+      </w:r>
+    </w:p>
+    <w:p>
+      <w:pPr>
+        <w:pStyle w:val="NormalWeb"/>
+        <w:rPr>
+          <w:rFonts w:ascii="Palatino Linotype" w:hAnsi="Palatino Linotype" w:cs="Palatino Linotype"/>
+        </w:rPr>
+      </w:pPr>
     </w:p>
     <w:p>
       <w:pPr>
@@ -24923,6 +25094,26 @@
     <w:p>
       <w:pPr>
         <w:pStyle w:val="NormalWeb"/>
+        <w:tabs>
+          <w:tab w:val="left" w:pos="2340"/>
+        </w:tabs>
+        <w:rPr>
+          <w:rFonts w:ascii="Palatino Linotype" w:hAnsi="Palatino Linotype" w:cs="Palatino Linotype"/>
+        </w:rPr>
+      </w:pPr>
+      <w:r>
+        <w:rPr>
+          <w:rFonts w:ascii="Palatino Linotype" w:hAnsi="Palatino Linotype" w:cs="Palatino Linotype"/>
+        </w:rPr>
+        <w:tab/>
+      </w:r>
+    </w:p>
+    <w:p>
+      <w:pPr>
+        <w:pStyle w:val="NormalWeb"/>
+        <w:tabs>
+          <w:tab w:val="left" w:pos="2340"/>
+        </w:tabs>
         <w:rPr>
           <w:rFonts w:ascii="Palatino Linotype" w:hAnsi="Palatino Linotype" w:cs="Palatino Linotype"/>
         </w:rPr>
@@ -24981,12 +25172,15 @@
         <w:pStyle w:val="NormalWeb"/>
         <w:shd w:val="clear" w:color="auto" w:fill="FFFFFF"/>
         <w:spacing w:after="216" w:afterAutospacing="0" w:line="240" w:lineRule="atLeast"/>
-        <w:rPr>
-          <w:rFonts w:ascii="Palatino Linotype" w:eastAsia="sans-serif" w:hAnsi="Palatino Linotype" w:cs="Palatino Linotype"/>
-          <w:color w:val="1A1C1E"/>
-          <w:shd w:val="clear" w:color="auto" w:fill="FFFFFF"/>
-        </w:rPr>
-      </w:pPr>
+        <w:jc w:val="center"/>
+        <w:rPr>
+          <w:rFonts w:ascii="Palatino Linotype" w:eastAsia="sans-serif" w:hAnsi="Palatino Linotype" w:cs="Palatino Linotype"/>
+          <w:color w:val="1A1C1E"/>
+          <w:shd w:val="clear" w:color="auto" w:fill="FFFFFF"/>
+        </w:rPr>
+      </w:pPr>
+      <w:bookmarkStart w:id="0" w:name="_GoBack"/>
+      <w:bookmarkEnd w:id="0"/>
     </w:p>
     <w:sectPr>
       <w:footerReference w:type="default" r:id="rId10"/>
@@ -25052,7 +25246,7 @@
           <w:rPr>
             <w:noProof/>
           </w:rPr>
-          <w:t>60</w:t>
+          <w:t>277</w:t>
         </w:r>
         <w:r>
           <w:rPr>
